--- a/bank/task_09/variant_36.docx
+++ b/bank/task_09/variant_36.docx
@@ -4,20 +4,16 @@
   <w:body>
     <w:p>
       <w:pPr>
-        <w:spacing w:before="240" w:after="240" w:line="240" w:lineRule="auto"/>
-        <w:jc w:val="both"/>
         <w:rPr>
-          <w:rFonts w:ascii="Cambria Math" w:eastAsia="Times New Roman" w:hAnsi="Cambria Math" w:cs="Segoe UI"/>
-          <w:sz w:val="24"/>
+          <w:rFonts w:eastAsia="Times New Roman"/>
           <w:szCs w:val="28"/>
           <w:lang w:eastAsia="ru-RU"/>
         </w:rPr>
       </w:pPr>
       <w:r>
         <w:rPr>
-          <w:rFonts w:ascii="Cambria Math" w:eastAsia="Times New Roman" w:hAnsi="Cambria Math" w:cs="Segoe UI"/>
+          <w:rFonts w:eastAsia="Times New Roman"/>
           <w:bCs/>
-          <w:sz w:val="24"/>
           <w:szCs w:val="28"/>
           <w:lang w:eastAsia="ru-RU"/>
         </w:rPr>
@@ -25,10 +21,8 @@
       </w:r>
       <w:r>
         <w:rPr>
-          <w:rFonts w:ascii="Cambria Math" w:eastAsia="Times New Roman" w:hAnsi="Cambria Math" w:cs="Segoe UI"/>
-          <w:b/>
+          <w:rFonts w:eastAsia="Times New Roman"/>
           <w:bCs/>
-          <w:sz w:val="24"/>
           <w:szCs w:val="28"/>
           <w:lang w:eastAsia="ru-RU"/>
         </w:rPr>
@@ -36,19 +30,16 @@
       </w:r>
       <w:r>
         <w:rPr>
-          <w:rFonts w:ascii="Cambria Math" w:eastAsia="Times New Roman" w:hAnsi="Cambria Math" w:cs="Segoe UI"/>
-          <w:sz w:val="24"/>
+          <w:rFonts w:eastAsia="Times New Roman"/>
           <w:szCs w:val="28"/>
           <w:lang w:eastAsia="ru-RU"/>
         </w:rPr>
-        <w:br/>
         <w:t>Решите неравенство </w:t>
       </w:r>
       <m:oMath>
         <m:r>
           <w:rPr>
-            <w:rFonts w:ascii="Cambria Math" w:eastAsia="Times New Roman" w:hAnsi="Cambria Math" w:cs="Times New Roman"/>
-            <w:sz w:val="24"/>
+            <w:rFonts w:ascii="Cambria Math" w:eastAsia="Times New Roman" w:hAnsi="Cambria Math"/>
             <w:szCs w:val="28"/>
             <w:bdr w:val="none" w:sz="0" w:space="0" w:color="auto" w:frame="1"/>
             <w:lang w:eastAsia="ru-RU"/>
@@ -59,9 +50,8 @@
           <m:sSupPr>
             <m:ctrlPr>
               <w:rPr>
-                <w:rFonts w:ascii="Cambria Math" w:eastAsia="Times New Roman" w:hAnsi="Cambria Math" w:cs="Times New Roman"/>
+                <w:rFonts w:ascii="Cambria Math" w:eastAsia="Times New Roman" w:hAnsi="Cambria Math"/>
                 <w:i/>
-                <w:sz w:val="24"/>
                 <w:szCs w:val="28"/>
                 <w:bdr w:val="none" w:sz="0" w:space="0" w:color="auto" w:frame="1"/>
                 <w:lang w:eastAsia="ru-RU"/>
@@ -71,8 +61,7 @@
           <m:e>
             <m:r>
               <w:rPr>
-                <w:rFonts w:ascii="Cambria Math" w:eastAsia="Times New Roman" w:hAnsi="Cambria Math" w:cs="Times New Roman"/>
-                <w:sz w:val="24"/>
+                <w:rFonts w:ascii="Cambria Math" w:eastAsia="Times New Roman" w:hAnsi="Cambria Math"/>
                 <w:szCs w:val="28"/>
                 <w:bdr w:val="none" w:sz="0" w:space="0" w:color="auto" w:frame="1"/>
                 <w:lang w:eastAsia="ru-RU"/>
@@ -83,8 +72,7 @@
           <m:sup>
             <m:r>
               <w:rPr>
-                <w:rFonts w:ascii="Cambria Math" w:eastAsia="Times New Roman" w:hAnsi="Cambria Math" w:cs="Times New Roman"/>
-                <w:sz w:val="24"/>
+                <w:rFonts w:ascii="Cambria Math" w:eastAsia="Times New Roman" w:hAnsi="Cambria Math"/>
                 <w:szCs w:val="28"/>
                 <w:bdr w:val="none" w:sz="0" w:space="0" w:color="auto" w:frame="1"/>
                 <w:lang w:eastAsia="ru-RU"/>
@@ -95,8 +83,7 @@
         </m:sSup>
         <m:r>
           <w:rPr>
-            <w:rFonts w:ascii="Cambria Math" w:eastAsia="Times New Roman" w:hAnsi="Cambria Math" w:cs="Times New Roman"/>
-            <w:sz w:val="24"/>
+            <w:rFonts w:ascii="Cambria Math" w:eastAsia="Times New Roman" w:hAnsi="Cambria Math"/>
             <w:szCs w:val="28"/>
             <w:bdr w:val="none" w:sz="0" w:space="0" w:color="auto" w:frame="1"/>
             <w:lang w:eastAsia="ru-RU"/>
@@ -106,8 +93,7 @@
       </m:oMath>
       <w:r>
         <w:rPr>
-          <w:rFonts w:ascii="Cambria Math" w:eastAsia="Times New Roman" w:hAnsi="Cambria Math" w:cs="Segoe UI"/>
-          <w:sz w:val="24"/>
+          <w:rFonts w:eastAsia="Times New Roman"/>
           <w:szCs w:val="28"/>
           <w:lang w:eastAsia="ru-RU"/>
         </w:rPr>
@@ -115,8 +101,7 @@
       </w:r>
       <w:r>
         <w:rPr>
-          <w:rFonts w:ascii="Cambria Math" w:eastAsia="Times New Roman" w:hAnsi="Cambria Math" w:cs="Segoe UI"/>
-          <w:sz w:val="24"/>
+          <w:rFonts w:eastAsia="Times New Roman"/>
           <w:szCs w:val="28"/>
           <w:lang w:eastAsia="ru-RU"/>
         </w:rPr>
@@ -124,8 +109,7 @@
       </w:r>
       <w:r>
         <w:rPr>
-          <w:rFonts w:ascii="Cambria Math" w:eastAsia="Times New Roman" w:hAnsi="Cambria Math" w:cs="Segoe UI"/>
-          <w:sz w:val="24"/>
+          <w:rFonts w:eastAsia="Times New Roman"/>
           <w:szCs w:val="28"/>
           <w:lang w:eastAsia="ru-RU"/>
         </w:rPr>
@@ -139,12 +123,37 @@
           <w:ilvl w:val="0"/>
           <w:numId w:val="1"/>
         </w:numPr>
-        <w:spacing w:before="100" w:beforeAutospacing="1" w:after="0" w:line="240" w:lineRule="auto"/>
-        <w:ind w:firstLine="131"/>
-        <w:jc w:val="both"/>
+        <w:spacing w:beforeAutospacing="1"/>
+        <w:ind w:firstLine="0"/>
         <w:rPr>
-          <w:rFonts w:ascii="Cambria Math" w:eastAsia="Times New Roman" w:hAnsi="Cambria Math" w:cs="Segoe UI"/>
-          <w:sz w:val="24"/>
+          <w:rFonts w:ascii="Cambria Math" w:eastAsia="Times New Roman" w:hAnsi="Cambria Math"/>
+          <w:szCs w:val="28"/>
+          <w:bdr w:val="none" w:sz="0" w:space="0" w:color="auto" w:frame="1"/>
+          <w:lang w:eastAsia="ru-RU"/>
+          <w:oMath/>
+        </w:rPr>
+        <w:sectPr>
+          <w:pgSz w:w="11906" w:h="16838"/>
+          <w:pgMar w:top="850" w:right="850" w:bottom="850" w:left="850" w:header="708" w:footer="708" w:gutter="0"/>
+          <w:cols w:space="708"/>
+          <w:docGrid w:linePitch="360"/>
+        </w:sectPr>
+      </w:pPr>
+    </w:p>
+    <w:p>
+      <w:pPr>
+        <w:numPr>
+          <w:ilvl w:val="0"/>
+          <w:numId w:val="1"/>
+        </w:numPr>
+        <w:tabs>
+          <w:tab w:val="clear" w:pos="720"/>
+          <w:tab w:val="num" w:pos="0"/>
+        </w:tabs>
+        <w:spacing w:beforeAutospacing="1"/>
+        <w:ind w:left="0" w:firstLine="0"/>
+        <w:rPr>
+          <w:rFonts w:ascii="Cambria Math" w:eastAsia="Times New Roman" w:hAnsi="Cambria Math"/>
           <w:szCs w:val="28"/>
           <w:lang w:eastAsia="ru-RU"/>
           <w:oMath/>
@@ -153,33 +162,43 @@
       <m:oMath>
         <m:r>
           <w:rPr>
-            <w:rFonts w:ascii="Cambria Math" w:eastAsia="Times New Roman" w:hAnsi="Cambria Math" w:cs="Times New Roman"/>
-            <w:sz w:val="24"/>
+            <w:rFonts w:ascii="Cambria Math" w:eastAsia="Times New Roman" w:hAnsi="Cambria Math"/>
             <w:szCs w:val="28"/>
             <w:bdr w:val="none" w:sz="0" w:space="0" w:color="auto" w:frame="1"/>
             <w:lang w:eastAsia="ru-RU"/>
           </w:rPr>
-          <m:t>(-∞;-2]</m:t>
+          <m:t>(-∞;-2]∪[0;+∞)</m:t>
         </m:r>
+      </m:oMath>
+    </w:p>
+    <w:p>
+      <w:pPr>
+        <w:numPr>
+          <w:ilvl w:val="0"/>
+          <w:numId w:val="1"/>
+        </w:numPr>
+        <w:tabs>
+          <w:tab w:val="clear" w:pos="720"/>
+          <w:tab w:val="num" w:pos="0"/>
+        </w:tabs>
+        <w:spacing w:beforeAutospacing="1"/>
+        <w:ind w:left="0" w:firstLine="0"/>
+        <w:rPr>
+          <w:rFonts w:ascii="Cambria Math" w:eastAsia="Times New Roman" w:hAnsi="Cambria Math"/>
+          <w:szCs w:val="28"/>
+          <w:lang w:eastAsia="ru-RU"/>
+          <w:oMath/>
+        </w:rPr>
+      </w:pPr>
+      <m:oMath>
         <m:r>
           <w:rPr>
-            <w:rFonts w:ascii="Cambria Math" w:eastAsia="Times New Roman" w:hAnsi="Cambria Math" w:cs="Cambria Math"/>
-            <w:sz w:val="24"/>
+            <w:rFonts w:ascii="Cambria Math" w:eastAsia="Times New Roman" w:hAnsi="Cambria Math"/>
             <w:szCs w:val="28"/>
             <w:bdr w:val="none" w:sz="0" w:space="0" w:color="auto" w:frame="1"/>
             <w:lang w:eastAsia="ru-RU"/>
           </w:rPr>
-          <m:t>∪</m:t>
-        </m:r>
-        <m:r>
-          <w:rPr>
-            <w:rFonts w:ascii="Cambria Math" w:eastAsia="Times New Roman" w:hAnsi="Cambria Math" w:cs="Times New Roman"/>
-            <w:sz w:val="24"/>
-            <w:szCs w:val="28"/>
-            <w:bdr w:val="none" w:sz="0" w:space="0" w:color="auto" w:frame="1"/>
-            <w:lang w:eastAsia="ru-RU"/>
-          </w:rPr>
-          <m:t>[0;+∞)</m:t>
+          <m:t>(-∞;-2)∪(0;+∞)</m:t>
         </m:r>
       </m:oMath>
     </w:p>
@@ -189,12 +208,14 @@
           <w:ilvl w:val="0"/>
           <w:numId w:val="1"/>
         </w:numPr>
-        <w:spacing w:before="100" w:beforeAutospacing="1" w:after="0" w:line="240" w:lineRule="auto"/>
-        <w:ind w:firstLine="131"/>
-        <w:jc w:val="both"/>
+        <w:tabs>
+          <w:tab w:val="clear" w:pos="720"/>
+          <w:tab w:val="num" w:pos="0"/>
+        </w:tabs>
+        <w:spacing w:beforeAutospacing="1"/>
+        <w:ind w:left="0" w:firstLine="0"/>
         <w:rPr>
-          <w:rFonts w:ascii="Cambria Math" w:eastAsia="Times New Roman" w:hAnsi="Cambria Math" w:cs="Segoe UI"/>
-          <w:sz w:val="24"/>
+          <w:rFonts w:ascii="Cambria Math" w:eastAsia="Times New Roman" w:hAnsi="Cambria Math"/>
           <w:szCs w:val="28"/>
           <w:lang w:eastAsia="ru-RU"/>
           <w:oMath/>
@@ -203,58 +224,7 @@
       <m:oMath>
         <m:r>
           <w:rPr>
-            <w:rFonts w:ascii="Cambria Math" w:eastAsia="Times New Roman" w:hAnsi="Cambria Math" w:cs="Times New Roman"/>
-            <w:sz w:val="24"/>
-            <w:szCs w:val="28"/>
-            <w:bdr w:val="none" w:sz="0" w:space="0" w:color="auto" w:frame="1"/>
-            <w:lang w:eastAsia="ru-RU"/>
-          </w:rPr>
-          <m:t>(-∞;-2)</m:t>
-        </m:r>
-        <m:r>
-          <w:rPr>
-            <w:rFonts w:ascii="Cambria Math" w:eastAsia="Times New Roman" w:hAnsi="Cambria Math" w:cs="Cambria Math"/>
-            <w:sz w:val="24"/>
-            <w:szCs w:val="28"/>
-            <w:bdr w:val="none" w:sz="0" w:space="0" w:color="auto" w:frame="1"/>
-            <w:lang w:eastAsia="ru-RU"/>
-          </w:rPr>
-          <m:t>∪</m:t>
-        </m:r>
-        <m:r>
-          <w:rPr>
-            <w:rFonts w:ascii="Cambria Math" w:eastAsia="Times New Roman" w:hAnsi="Cambria Math" w:cs="Times New Roman"/>
-            <w:sz w:val="24"/>
-            <w:szCs w:val="28"/>
-            <w:bdr w:val="none" w:sz="0" w:space="0" w:color="auto" w:frame="1"/>
-            <w:lang w:eastAsia="ru-RU"/>
-          </w:rPr>
-          <m:t>(0;+∞)</m:t>
-        </m:r>
-      </m:oMath>
-    </w:p>
-    <w:p>
-      <w:pPr>
-        <w:numPr>
-          <w:ilvl w:val="0"/>
-          <w:numId w:val="1"/>
-        </w:numPr>
-        <w:spacing w:before="100" w:beforeAutospacing="1" w:after="0" w:line="240" w:lineRule="auto"/>
-        <w:ind w:firstLine="131"/>
-        <w:jc w:val="both"/>
-        <w:rPr>
-          <w:rFonts w:ascii="Cambria Math" w:eastAsia="Times New Roman" w:hAnsi="Cambria Math" w:cs="Segoe UI"/>
-          <w:sz w:val="24"/>
-          <w:szCs w:val="28"/>
-          <w:lang w:eastAsia="ru-RU"/>
-          <w:oMath/>
-        </w:rPr>
-      </w:pPr>
-      <m:oMath>
-        <m:r>
-          <w:rPr>
-            <w:rFonts w:ascii="Cambria Math" w:eastAsia="Times New Roman" w:hAnsi="Cambria Math" w:cs="Times New Roman"/>
-            <w:sz w:val="24"/>
+            <w:rFonts w:ascii="Cambria Math" w:eastAsia="Times New Roman" w:hAnsi="Cambria Math"/>
             <w:szCs w:val="28"/>
             <w:bdr w:val="none" w:sz="0" w:space="0" w:color="auto" w:frame="1"/>
             <w:lang w:eastAsia="ru-RU"/>
@@ -269,12 +239,14 @@
           <w:ilvl w:val="0"/>
           <w:numId w:val="1"/>
         </w:numPr>
-        <w:spacing w:before="100" w:beforeAutospacing="1" w:after="0" w:line="240" w:lineRule="auto"/>
-        <w:ind w:firstLine="131"/>
-        <w:jc w:val="both"/>
+        <w:tabs>
+          <w:tab w:val="clear" w:pos="720"/>
+          <w:tab w:val="num" w:pos="0"/>
+        </w:tabs>
+        <w:spacing w:beforeAutospacing="1"/>
+        <w:ind w:left="0" w:firstLine="0"/>
         <w:rPr>
-          <w:rFonts w:ascii="Cambria Math" w:eastAsia="Times New Roman" w:hAnsi="Cambria Math" w:cs="Segoe UI"/>
-          <w:sz w:val="24"/>
+          <w:rFonts w:ascii="Cambria Math" w:eastAsia="Times New Roman" w:hAnsi="Cambria Math"/>
           <w:szCs w:val="28"/>
           <w:lang w:eastAsia="ru-RU"/>
           <w:oMath/>
@@ -283,8 +255,7 @@
       <m:oMath>
         <m:r>
           <w:rPr>
-            <w:rFonts w:ascii="Cambria Math" w:eastAsia="Times New Roman" w:hAnsi="Cambria Math" w:cs="Times New Roman"/>
-            <w:sz w:val="24"/>
+            <w:rFonts w:ascii="Cambria Math" w:eastAsia="Times New Roman" w:hAnsi="Cambria Math"/>
             <w:szCs w:val="28"/>
             <w:bdr w:val="none" w:sz="0" w:space="0" w:color="auto" w:frame="1"/>
             <w:lang w:eastAsia="ru-RU"/>
@@ -295,14 +266,20 @@
     </w:p>
     <w:p>
       <w:pPr>
-        <w:rPr>
-          <w:sz w:val="24"/>
-        </w:rPr>
+        <w:sectPr>
+          <w:type w:val="continuous"/>
+          <w:pgSz w:w="11906" w:h="16838"/>
+          <w:pgMar w:top="850" w:right="850" w:bottom="850" w:left="850" w:header="708" w:footer="708" w:gutter="0"/>
+          <w:cols w:num="2" w:space="708"/>
+          <w:docGrid w:linePitch="360"/>
+        </w:sectPr>
       </w:pPr>
     </w:p>
+    <w:p/>
     <w:sectPr>
+      <w:type w:val="continuous"/>
       <w:pgSz w:w="11906" w:h="16838"/>
-      <w:pgMar w:top="1134" w:right="850" w:bottom="1134" w:left="1701" w:header="708" w:footer="708" w:gutter="0"/>
+      <w:pgMar w:top="850" w:right="850" w:bottom="850" w:left="850" w:header="708" w:footer="708" w:gutter="0"/>
       <w:cols w:space="708"/>
       <w:docGrid w:linePitch="360"/>
     </w:sectPr>
@@ -829,6 +806,14 @@
   <w:style w:type="paragraph" w:default="1" w:styleId="a">
     <w:name w:val="Normal"/>
     <w:qFormat/>
+    <w:pPr>
+      <w:spacing w:after="0" w:line="240" w:lineRule="auto"/>
+      <w:jc w:val="both"/>
+    </w:pPr>
+    <w:rPr>
+      <w:rFonts w:ascii="Times New Roman" w:hAnsi="Times New Roman" w:cs="Times New Roman"/>
+      <w:sz w:val="24"/>
+    </w:rPr>
   </w:style>
   <w:style w:type="character" w:default="1" w:styleId="a0">
     <w:name w:val="Default Paragraph Font"/>

--- a/bank/task_09/variant_36.docx
+++ b/bank/task_09/variant_36.docx
@@ -167,7 +167,43 @@
             <w:bdr w:val="none" w:sz="0" w:space="0" w:color="auto" w:frame="1"/>
             <w:lang w:eastAsia="ru-RU"/>
           </w:rPr>
-          <m:t>(-∞;-2]∪[0;+∞)</m:t>
+          <m:t>(-∞;-2</m:t>
+        </m:r>
+        <m:r>
+          <w:rPr>
+            <w:rFonts w:ascii="Cambria Math" w:eastAsia="Times New Roman" w:hAnsi="Cambria Math"/>
+            <w:szCs w:val="28"/>
+            <w:bdr w:val="none" w:sz="0" w:space="0" w:color="auto" w:frame="1"/>
+            <w:lang w:eastAsia="ru-RU"/>
+          </w:rPr>
+          <m:t>]</m:t>
+        </m:r>
+        <m:r>
+          <w:rPr>
+            <w:rFonts w:ascii="Cambria Math" w:eastAsia="Times New Roman" w:hAnsi="Cambria Math"/>
+            <w:szCs w:val="28"/>
+            <w:bdr w:val="none" w:sz="0" w:space="0" w:color="auto" w:frame="1"/>
+            <w:lang w:eastAsia="ru-RU"/>
+          </w:rPr>
+          <m:t>∪</m:t>
+        </m:r>
+        <m:r>
+          <w:rPr>
+            <w:rFonts w:ascii="Cambria Math" w:eastAsia="Times New Roman" w:hAnsi="Cambria Math"/>
+            <w:szCs w:val="28"/>
+            <w:bdr w:val="none" w:sz="0" w:space="0" w:color="auto" w:frame="1"/>
+            <w:lang w:eastAsia="ru-RU"/>
+          </w:rPr>
+          <m:t>[</m:t>
+        </m:r>
+        <m:r>
+          <w:rPr>
+            <w:rFonts w:ascii="Cambria Math" w:eastAsia="Times New Roman" w:hAnsi="Cambria Math"/>
+            <w:szCs w:val="28"/>
+            <w:bdr w:val="none" w:sz="0" w:space="0" w:color="auto" w:frame="1"/>
+            <w:lang w:eastAsia="ru-RU"/>
+          </w:rPr>
+          <m:t>0;+∞)</m:t>
         </m:r>
       </m:oMath>
     </w:p>
@@ -260,7 +296,25 @@
             <w:bdr w:val="none" w:sz="0" w:space="0" w:color="auto" w:frame="1"/>
             <w:lang w:eastAsia="ru-RU"/>
           </w:rPr>
-          <m:t>[-2;0]</m:t>
+          <m:t>[</m:t>
+        </m:r>
+        <m:r>
+          <w:rPr>
+            <w:rFonts w:ascii="Cambria Math" w:eastAsia="Times New Roman" w:hAnsi="Cambria Math"/>
+            <w:szCs w:val="28"/>
+            <w:bdr w:val="none" w:sz="0" w:space="0" w:color="auto" w:frame="1"/>
+            <w:lang w:eastAsia="ru-RU"/>
+          </w:rPr>
+          <m:t>-2;0</m:t>
+        </m:r>
+        <m:r>
+          <w:rPr>
+            <w:rFonts w:ascii="Cambria Math" w:eastAsia="Times New Roman" w:hAnsi="Cambria Math"/>
+            <w:szCs w:val="28"/>
+            <w:bdr w:val="none" w:sz="0" w:space="0" w:color="auto" w:frame="1"/>
+            <w:lang w:eastAsia="ru-RU"/>
+          </w:rPr>
+          <m:t>]</m:t>
         </m:r>
       </m:oMath>
     </w:p>

--- a/bank/task_09/variant_36.docx
+++ b/bank/task_09/variant_36.docx
@@ -117,6 +117,252 @@
         <w:t>В ответе укажите номер правильного варианта.</w:t>
       </w:r>
     </w:p>
+    <w:tbl>
+      <w:tblPr>
+        <w:tblStyle w:val="a3"/>
+        <w:tblW w:w="0" w:type="auto"/>
+        <w:tblBorders>
+          <w:top w:val="none" w:sz="0" w:space="0" w:color="auto"/>
+          <w:left w:val="none" w:sz="0" w:space="0" w:color="auto"/>
+          <w:bottom w:val="none" w:sz="0" w:space="0" w:color="auto"/>
+          <w:right w:val="none" w:sz="0" w:space="0" w:color="auto"/>
+          <w:insideH w:val="none" w:sz="0" w:space="0" w:color="auto"/>
+          <w:insideV w:val="none" w:sz="0" w:space="0" w:color="auto"/>
+        </w:tblBorders>
+        <w:tblLook w:val="04A0" w:firstRow="1" w:lastRow="0" w:firstColumn="1" w:lastColumn="0" w:noHBand="0" w:noVBand="1"/>
+      </w:tblPr>
+      <w:tblGrid>
+        <w:gridCol w:w="5098"/>
+        <w:gridCol w:w="5098"/>
+      </w:tblGrid>
+      <w:tr>
+        <w:tc>
+          <w:tcPr>
+            <w:tcW w:w="5098" w:type="dxa"/>
+          </w:tcPr>
+          <w:p>
+            <w:pPr>
+              <w:numPr>
+                <w:ilvl w:val="0"/>
+                <w:numId w:val="1"/>
+              </w:numPr>
+              <w:tabs>
+                <w:tab w:val="clear" w:pos="720"/>
+                <w:tab w:val="num" w:pos="0"/>
+              </w:tabs>
+              <w:spacing w:beforeAutospacing="1"/>
+              <w:ind w:left="0" w:firstLine="0"/>
+              <w:rPr>
+                <w:rFonts w:ascii="Cambria Math" w:eastAsia="Times New Roman" w:hAnsi="Cambria Math"/>
+                <w:szCs w:val="28"/>
+                <w:lang w:eastAsia="ru-RU"/>
+                <w:oMath/>
+              </w:rPr>
+            </w:pPr>
+            <m:oMath>
+              <m:r>
+                <w:rPr>
+                  <w:rFonts w:ascii="Cambria Math" w:eastAsia="Times New Roman" w:hAnsi="Cambria Math"/>
+                  <w:szCs w:val="28"/>
+                  <w:bdr w:val="none" w:sz="0" w:space="0" w:color="auto" w:frame="1"/>
+                  <w:lang w:eastAsia="ru-RU"/>
+                </w:rPr>
+                <m:t>(-∞;-</m:t>
+              </m:r>
+              <m:d>
+                <m:dPr>
+                  <m:begChr m:val=""/>
+                  <m:endChr m:val="]"/>
+                  <m:ctrlPr>
+                    <w:rPr>
+                      <w:rFonts w:ascii="Cambria Math" w:eastAsia="Times New Roman" w:hAnsi="Cambria Math"/>
+                      <w:i/>
+                      <w:szCs w:val="28"/>
+                      <w:bdr w:val="none" w:sz="0" w:space="0" w:color="auto" w:frame="1"/>
+                      <w:lang w:eastAsia="ru-RU"/>
+                    </w:rPr>
+                  </m:ctrlPr>
+                </m:dPr>
+                <m:e>
+                  <m:r>
+                    <w:rPr>
+                      <w:rFonts w:ascii="Cambria Math" w:eastAsia="Times New Roman" w:hAnsi="Cambria Math"/>
+                      <w:szCs w:val="28"/>
+                      <w:bdr w:val="none" w:sz="0" w:space="0" w:color="auto" w:frame="1"/>
+                      <w:lang w:eastAsia="ru-RU"/>
+                    </w:rPr>
+                    <m:t>2</m:t>
+                  </m:r>
+                </m:e>
+              </m:d>
+              <m:r>
+                <w:rPr>
+                  <w:rFonts w:ascii="Cambria Math" w:eastAsia="Times New Roman" w:hAnsi="Cambria Math"/>
+                  <w:szCs w:val="28"/>
+                  <w:bdr w:val="none" w:sz="0" w:space="0" w:color="auto" w:frame="1"/>
+                  <w:lang w:eastAsia="ru-RU"/>
+                </w:rPr>
+                <m:t>∪</m:t>
+              </m:r>
+              <m:d>
+                <m:dPr>
+                  <m:begChr m:val="["/>
+                  <m:endChr m:val=""/>
+                  <m:ctrlPr>
+                    <w:rPr>
+                      <w:rFonts w:ascii="Cambria Math" w:eastAsia="Times New Roman" w:hAnsi="Cambria Math"/>
+                      <w:i/>
+                      <w:szCs w:val="28"/>
+                      <w:bdr w:val="none" w:sz="0" w:space="0" w:color="auto" w:frame="1"/>
+                      <w:lang w:eastAsia="ru-RU"/>
+                    </w:rPr>
+                  </m:ctrlPr>
+                </m:dPr>
+                <m:e>
+                  <m:r>
+                    <w:rPr>
+                      <w:rFonts w:ascii="Cambria Math" w:eastAsia="Times New Roman" w:hAnsi="Cambria Math"/>
+                      <w:szCs w:val="28"/>
+                      <w:bdr w:val="none" w:sz="0" w:space="0" w:color="auto" w:frame="1"/>
+                      <w:lang w:eastAsia="ru-RU"/>
+                    </w:rPr>
+                    <m:t>0</m:t>
+                  </m:r>
+                </m:e>
+              </m:d>
+              <m:r>
+                <w:rPr>
+                  <w:rFonts w:ascii="Cambria Math" w:eastAsia="Times New Roman" w:hAnsi="Cambria Math"/>
+                  <w:szCs w:val="28"/>
+                  <w:bdr w:val="none" w:sz="0" w:space="0" w:color="auto" w:frame="1"/>
+                  <w:lang w:eastAsia="ru-RU"/>
+                </w:rPr>
+                <m:t>;+∞)</m:t>
+              </m:r>
+            </m:oMath>
+          </w:p>
+        </w:tc>
+        <w:tc>
+          <w:tcPr>
+            <w:tcW w:w="5098" w:type="dxa"/>
+          </w:tcPr>
+          <w:p>
+            <w:pPr>
+              <w:numPr>
+                <w:ilvl w:val="0"/>
+                <w:numId w:val="1"/>
+              </w:numPr>
+              <w:tabs>
+                <w:tab w:val="clear" w:pos="720"/>
+                <w:tab w:val="num" w:pos="0"/>
+              </w:tabs>
+              <w:spacing w:beforeAutospacing="1"/>
+              <w:ind w:left="0" w:firstLine="0"/>
+              <w:rPr>
+                <w:rFonts w:ascii="Cambria Math" w:eastAsia="Times New Roman" w:hAnsi="Cambria Math"/>
+                <w:szCs w:val="28"/>
+                <w:lang w:eastAsia="ru-RU"/>
+                <w:oMath/>
+              </w:rPr>
+            </w:pPr>
+            <m:oMath>
+              <m:r>
+                <w:rPr>
+                  <w:rFonts w:ascii="Cambria Math" w:eastAsia="Times New Roman" w:hAnsi="Cambria Math"/>
+                  <w:szCs w:val="28"/>
+                  <w:bdr w:val="none" w:sz="0" w:space="0" w:color="auto" w:frame="1"/>
+                  <w:lang w:eastAsia="ru-RU"/>
+                </w:rPr>
+                <m:t>(-2;0)</m:t>
+              </m:r>
+            </m:oMath>
+          </w:p>
+        </w:tc>
+      </w:tr>
+      <w:tr>
+        <w:tc>
+          <w:tcPr>
+            <w:tcW w:w="5098" w:type="dxa"/>
+          </w:tcPr>
+          <w:p>
+            <w:pPr>
+              <w:numPr>
+                <w:ilvl w:val="0"/>
+                <w:numId w:val="1"/>
+              </w:numPr>
+              <w:tabs>
+                <w:tab w:val="clear" w:pos="720"/>
+                <w:tab w:val="num" w:pos="0"/>
+              </w:tabs>
+              <w:spacing w:beforeAutospacing="1"/>
+              <w:ind w:left="0" w:firstLine="0"/>
+              <w:rPr>
+                <w:rFonts w:ascii="Cambria Math" w:eastAsia="Times New Roman" w:hAnsi="Cambria Math"/>
+                <w:szCs w:val="28"/>
+                <w:lang w:eastAsia="ru-RU"/>
+                <w:oMath/>
+              </w:rPr>
+            </w:pPr>
+            <m:oMath>
+              <m:r>
+                <w:rPr>
+                  <w:rFonts w:ascii="Cambria Math" w:eastAsia="Times New Roman" w:hAnsi="Cambria Math"/>
+                  <w:szCs w:val="28"/>
+                  <w:bdr w:val="none" w:sz="0" w:space="0" w:color="auto" w:frame="1"/>
+                  <w:lang w:eastAsia="ru-RU"/>
+                </w:rPr>
+                <m:t>(-∞;-2)∪(0;+∞)</m:t>
+              </m:r>
+            </m:oMath>
+          </w:p>
+        </w:tc>
+        <w:tc>
+          <w:tcPr>
+            <w:tcW w:w="5098" w:type="dxa"/>
+          </w:tcPr>
+          <w:p>
+            <w:pPr>
+              <w:numPr>
+                <w:ilvl w:val="0"/>
+                <w:numId w:val="1"/>
+              </w:numPr>
+              <w:tabs>
+                <w:tab w:val="clear" w:pos="720"/>
+                <w:tab w:val="num" w:pos="0"/>
+              </w:tabs>
+              <w:spacing w:beforeAutospacing="1"/>
+              <w:ind w:left="0" w:firstLine="0"/>
+              <w:rPr>
+                <w:rFonts w:ascii="Cambria Math" w:eastAsia="Times New Roman" w:hAnsi="Cambria Math"/>
+                <w:szCs w:val="28"/>
+                <w:lang w:eastAsia="ru-RU"/>
+                <w:oMath/>
+              </w:rPr>
+            </w:pPr>
+            <m:oMath>
+              <m:r>
+                <w:rPr>
+                  <w:rFonts w:ascii="Cambria Math" w:eastAsia="Times New Roman" w:hAnsi="Cambria Math"/>
+                  <w:szCs w:val="28"/>
+                  <w:bdr w:val="none" w:sz="0" w:space="0" w:color="auto" w:frame="1"/>
+                  <w:lang w:eastAsia="ru-RU"/>
+                </w:rPr>
+                <m:t>[-2;0)</m:t>
+              </m:r>
+            </m:oMath>
+          </w:p>
+        </w:tc>
+      </w:tr>
+    </w:tbl>
+    <w:p>
+      <w:pPr>
+        <w:rPr>
+          <w:rFonts w:eastAsia="Times New Roman"/>
+          <w:szCs w:val="28"/>
+          <w:lang w:eastAsia="ru-RU"/>
+        </w:rPr>
+      </w:pPr>
+    </w:p>
     <w:p>
       <w:pPr>
         <w:numPr>
@@ -142,189 +388,29 @@
     </w:p>
     <w:p>
       <w:pPr>
-        <w:numPr>
-          <w:ilvl w:val="0"/>
-          <w:numId w:val="1"/>
-        </w:numPr>
-        <w:tabs>
-          <w:tab w:val="clear" w:pos="720"/>
-          <w:tab w:val="num" w:pos="0"/>
-        </w:tabs>
         <w:spacing w:beforeAutospacing="1"/>
-        <w:ind w:left="0" w:firstLine="0"/>
         <w:rPr>
           <w:rFonts w:ascii="Cambria Math" w:eastAsia="Times New Roman" w:hAnsi="Cambria Math"/>
           <w:szCs w:val="28"/>
           <w:lang w:eastAsia="ru-RU"/>
           <w:oMath/>
         </w:rPr>
-      </w:pPr>
-      <m:oMath>
-        <m:r>
-          <w:rPr>
-            <w:rFonts w:ascii="Cambria Math" w:eastAsia="Times New Roman" w:hAnsi="Cambria Math"/>
-            <w:szCs w:val="28"/>
-            <w:bdr w:val="none" w:sz="0" w:space="0" w:color="auto" w:frame="1"/>
-            <w:lang w:eastAsia="ru-RU"/>
-          </w:rPr>
-          <m:t>(-∞;-2</m:t>
-        </m:r>
-        <m:r>
-          <w:rPr>
-            <w:rFonts w:ascii="Cambria Math" w:eastAsia="Times New Roman" w:hAnsi="Cambria Math"/>
-            <w:szCs w:val="28"/>
-            <w:bdr w:val="none" w:sz="0" w:space="0" w:color="auto" w:frame="1"/>
-            <w:lang w:eastAsia="ru-RU"/>
-          </w:rPr>
-          <m:t>]</m:t>
-        </m:r>
-        <m:r>
-          <w:rPr>
-            <w:rFonts w:ascii="Cambria Math" w:eastAsia="Times New Roman" w:hAnsi="Cambria Math"/>
-            <w:szCs w:val="28"/>
-            <w:bdr w:val="none" w:sz="0" w:space="0" w:color="auto" w:frame="1"/>
-            <w:lang w:eastAsia="ru-RU"/>
-          </w:rPr>
-          <m:t>∪</m:t>
-        </m:r>
-        <m:r>
-          <w:rPr>
-            <w:rFonts w:ascii="Cambria Math" w:eastAsia="Times New Roman" w:hAnsi="Cambria Math"/>
-            <w:szCs w:val="28"/>
-            <w:bdr w:val="none" w:sz="0" w:space="0" w:color="auto" w:frame="1"/>
-            <w:lang w:eastAsia="ru-RU"/>
-          </w:rPr>
-          <m:t>[</m:t>
-        </m:r>
-        <m:r>
-          <w:rPr>
-            <w:rFonts w:ascii="Cambria Math" w:eastAsia="Times New Roman" w:hAnsi="Cambria Math"/>
-            <w:szCs w:val="28"/>
-            <w:bdr w:val="none" w:sz="0" w:space="0" w:color="auto" w:frame="1"/>
-            <w:lang w:eastAsia="ru-RU"/>
-          </w:rPr>
-          <m:t>0;+∞)</m:t>
-        </m:r>
-      </m:oMath>
-    </w:p>
-    <w:p>
-      <w:pPr>
-        <w:numPr>
-          <w:ilvl w:val="0"/>
-          <w:numId w:val="1"/>
-        </w:numPr>
-        <w:tabs>
-          <w:tab w:val="clear" w:pos="720"/>
-          <w:tab w:val="num" w:pos="0"/>
-        </w:tabs>
-        <w:spacing w:beforeAutospacing="1"/>
-        <w:ind w:left="0" w:firstLine="0"/>
-        <w:rPr>
-          <w:rFonts w:ascii="Cambria Math" w:eastAsia="Times New Roman" w:hAnsi="Cambria Math"/>
-          <w:szCs w:val="28"/>
-          <w:lang w:eastAsia="ru-RU"/>
-          <w:oMath/>
-        </w:rPr>
-      </w:pPr>
-      <m:oMath>
-        <m:r>
-          <w:rPr>
-            <w:rFonts w:ascii="Cambria Math" w:eastAsia="Times New Roman" w:hAnsi="Cambria Math"/>
-            <w:szCs w:val="28"/>
-            <w:bdr w:val="none" w:sz="0" w:space="0" w:color="auto" w:frame="1"/>
-            <w:lang w:eastAsia="ru-RU"/>
-          </w:rPr>
-          <m:t>(-∞;-2)∪(0;+∞)</m:t>
-        </m:r>
-      </m:oMath>
-    </w:p>
-    <w:p>
-      <w:pPr>
-        <w:numPr>
-          <w:ilvl w:val="0"/>
-          <w:numId w:val="1"/>
-        </w:numPr>
-        <w:tabs>
-          <w:tab w:val="clear" w:pos="720"/>
-          <w:tab w:val="num" w:pos="0"/>
-        </w:tabs>
-        <w:spacing w:beforeAutospacing="1"/>
-        <w:ind w:left="0" w:firstLine="0"/>
-        <w:rPr>
-          <w:rFonts w:ascii="Cambria Math" w:eastAsia="Times New Roman" w:hAnsi="Cambria Math"/>
-          <w:szCs w:val="28"/>
-          <w:lang w:eastAsia="ru-RU"/>
-          <w:oMath/>
-        </w:rPr>
-      </w:pPr>
-      <m:oMath>
-        <m:r>
-          <w:rPr>
-            <w:rFonts w:ascii="Cambria Math" w:eastAsia="Times New Roman" w:hAnsi="Cambria Math"/>
-            <w:szCs w:val="28"/>
-            <w:bdr w:val="none" w:sz="0" w:space="0" w:color="auto" w:frame="1"/>
-            <w:lang w:eastAsia="ru-RU"/>
-          </w:rPr>
-          <m:t>(-2;0)</m:t>
-        </m:r>
-      </m:oMath>
-    </w:p>
-    <w:p>
-      <w:pPr>
-        <w:numPr>
-          <w:ilvl w:val="0"/>
-          <w:numId w:val="1"/>
-        </w:numPr>
-        <w:tabs>
-          <w:tab w:val="clear" w:pos="720"/>
-          <w:tab w:val="num" w:pos="0"/>
-        </w:tabs>
-        <w:spacing w:beforeAutospacing="1"/>
-        <w:ind w:left="0" w:firstLine="0"/>
-        <w:rPr>
-          <w:rFonts w:ascii="Cambria Math" w:eastAsia="Times New Roman" w:hAnsi="Cambria Math"/>
-          <w:szCs w:val="28"/>
-          <w:lang w:eastAsia="ru-RU"/>
-          <w:oMath/>
-        </w:rPr>
-      </w:pPr>
-      <m:oMath>
-        <m:r>
-          <w:rPr>
-            <w:rFonts w:ascii="Cambria Math" w:eastAsia="Times New Roman" w:hAnsi="Cambria Math"/>
-            <w:szCs w:val="28"/>
-            <w:bdr w:val="none" w:sz="0" w:space="0" w:color="auto" w:frame="1"/>
-            <w:lang w:eastAsia="ru-RU"/>
-          </w:rPr>
-          <m:t>[</m:t>
-        </m:r>
-        <m:r>
-          <w:rPr>
-            <w:rFonts w:ascii="Cambria Math" w:eastAsia="Times New Roman" w:hAnsi="Cambria Math"/>
-            <w:szCs w:val="28"/>
-            <w:bdr w:val="none" w:sz="0" w:space="0" w:color="auto" w:frame="1"/>
-            <w:lang w:eastAsia="ru-RU"/>
-          </w:rPr>
-          <m:t>-2;0</m:t>
-        </m:r>
-        <m:r>
-          <w:rPr>
-            <w:rFonts w:ascii="Cambria Math" w:eastAsia="Times New Roman" w:hAnsi="Cambria Math"/>
-            <w:szCs w:val="28"/>
-            <w:bdr w:val="none" w:sz="0" w:space="0" w:color="auto" w:frame="1"/>
-            <w:lang w:eastAsia="ru-RU"/>
-          </w:rPr>
-          <m:t>]</m:t>
-        </m:r>
-      </m:oMath>
-    </w:p>
-    <w:p>
-      <w:pPr>
         <w:sectPr>
           <w:type w:val="continuous"/>
           <w:pgSz w:w="11906" w:h="16838"/>
           <w:pgMar w:top="850" w:right="850" w:bottom="850" w:left="850" w:header="708" w:footer="708" w:gutter="0"/>
-          <w:cols w:num="2" w:space="708"/>
+          <w:cols w:space="708"/>
+          <w:docGrid w:linePitch="360"/>
+        </w:sectPr>
+      </w:pPr>
+    </w:p>
+    <w:p>
+      <w:pPr>
+        <w:sectPr>
+          <w:type w:val="continuous"/>
+          <w:pgSz w:w="11906" w:h="16838"/>
+          <w:pgMar w:top="850" w:right="850" w:bottom="850" w:left="850" w:header="708" w:footer="708" w:gutter="0"/>
+          <w:cols w:space="708"/>
           <w:docGrid w:linePitch="360"/>
         </w:sectPr>
       </w:pPr>
@@ -346,7 +432,7 @@
   <w:abstractNum w:abstractNumId="0" w15:restartNumberingAfterBreak="0">
     <w:nsid w:val="06564E5D"/>
     <w:multiLevelType w:val="multilevel"/>
-    <w:tmpl w:val="F1AA8BA6"/>
+    <w:tmpl w:val="AB987B48"/>
     <w:lvl w:ilvl="0">
       <w:start w:val="1"/>
       <w:numFmt w:val="decimal"/>
@@ -358,6 +444,11 @@
         </w:tabs>
         <w:ind w:left="720" w:hanging="360"/>
       </w:pPr>
+      <w:rPr>
+        <w:rFonts w:ascii="Times New Roman" w:eastAsia="Times New Roman" w:hAnsi="Times New Roman" w:cs="Times New Roman"/>
+        <w:i w:val="0"/>
+        <w:noProof w:val="0"/>
+      </w:rPr>
     </w:lvl>
     <w:lvl w:ilvl="1" w:tentative="1">
       <w:start w:val="1"/>
@@ -896,6 +987,25 @@
     <w:semiHidden/>
     <w:unhideWhenUsed/>
   </w:style>
+  <w:style w:type="table" w:styleId="a3">
+    <w:name w:val="Table Grid"/>
+    <w:basedOn w:val="a1"/>
+    <w:uiPriority w:val="39"/>
+    <w:rsid w:val="00861A45"/>
+    <w:pPr>
+      <w:spacing w:after="0" w:line="240" w:lineRule="auto"/>
+    </w:pPr>
+    <w:tblPr>
+      <w:tblBorders>
+        <w:top w:val="single" w:sz="4" w:space="0" w:color="auto"/>
+        <w:left w:val="single" w:sz="4" w:space="0" w:color="auto"/>
+        <w:bottom w:val="single" w:sz="4" w:space="0" w:color="auto"/>
+        <w:right w:val="single" w:sz="4" w:space="0" w:color="auto"/>
+        <w:insideH w:val="single" w:sz="4" w:space="0" w:color="auto"/>
+        <w:insideV w:val="single" w:sz="4" w:space="0" w:color="auto"/>
+      </w:tblBorders>
+    </w:tblPr>
+  </w:style>
 </w:styles>
 </file>
 

--- a/bank/task_09/variant_36.docx
+++ b/bank/task_09/variant_36.docx
@@ -340,6 +340,32 @@
               </w:rPr>
             </w:pPr>
             <m:oMath>
+              <m:d>
+                <m:dPr>
+                  <m:begChr m:val="["/>
+                  <m:endChr m:val=""/>
+                  <m:ctrlPr>
+                    <w:rPr>
+                      <w:rFonts w:ascii="Cambria Math" w:eastAsia="Times New Roman" w:hAnsi="Cambria Math"/>
+                      <w:i/>
+                      <w:szCs w:val="28"/>
+                      <w:bdr w:val="none" w:sz="0" w:space="0" w:color="auto" w:frame="1"/>
+                      <w:lang w:eastAsia="ru-RU"/>
+                    </w:rPr>
+                  </m:ctrlPr>
+                </m:dPr>
+                <m:e>
+                  <m:r>
+                    <w:rPr>
+                      <w:rFonts w:ascii="Cambria Math" w:eastAsia="Times New Roman" w:hAnsi="Cambria Math"/>
+                      <w:szCs w:val="28"/>
+                      <w:bdr w:val="none" w:sz="0" w:space="0" w:color="auto" w:frame="1"/>
+                      <w:lang w:eastAsia="ru-RU"/>
+                    </w:rPr>
+                    <m:t>-</m:t>
+                  </m:r>
+                </m:e>
+              </m:d>
               <m:r>
                 <w:rPr>
                   <w:rFonts w:ascii="Cambria Math" w:eastAsia="Times New Roman" w:hAnsi="Cambria Math"/>
@@ -347,7 +373,7 @@
                   <w:bdr w:val="none" w:sz="0" w:space="0" w:color="auto" w:frame="1"/>
                   <w:lang w:eastAsia="ru-RU"/>
                 </w:rPr>
-                <m:t>[-2;0)</m:t>
+                <m:t>2;0)</m:t>
               </m:r>
             </m:oMath>
           </w:p>
